--- a/content-pipeline/campaign-ben-thanh/word/006_ga-ngam-metro-ben-thanh.docx
+++ b/content-pipeline/campaign-ben-thanh/word/006_ga-ngam-metro-ben-thanh.docx
@@ -173,275 +173,6 @@
         </w:rPr>
         <w:t xml:space="preserve"> chính thức vận hành thương mại và trở thành niềm tự hào hạ tầng của hơn 10 triệu người dân Thành phố Hồ Chí Minh. Đây không chỉ là một đầu mối giao thông công cộng hiện đại, mà còn là một không gian kiến trúc công cộng mang tính thẩm mỹ cao, mở ra trải nghiệm du hành đô thị văn minh cho du khách trong và ngoài nước.</w:t>
       </w:r>
-    </w:p>
-    <w:p>
-      <w:pPr>
-        <w:spacing w:before="120" w:after="120"/>
-        <w:jc w:val="center"/>
-      </w:pPr>
-      <w:r>
-        <w:rPr>
-          <w:color w:val="CBD5E1"/>
-        </w:rPr>
-        <w:t>―――――――――――――――――――――――――――――――――――――――――――――</w:t>
-      </w:r>
-    </w:p>
-    <w:p>
-      <w:pPr>
-        <w:keepNext/>
-        <w:spacing w:before="320" w:after="120" w:line="276" w:lineRule="auto"/>
-      </w:pPr>
-      <w:r>
-        <w:rPr>
-          <w:rFonts w:ascii="Calibri" w:hAnsi="Calibri"/>
-          <w:b/>
-          <w:color w:val="1B365D"/>
-          <w:sz w:val="32"/>
-        </w:rPr>
-        <w:t>Quick Overview Stats Bar (Thông Số Thực Địa 2026)</w:t>
-      </w:r>
-    </w:p>
-    <w:tbl>
-      <w:tblPr>
-        <w:tblW w:type="auto" w:w="0"/>
-        <w:jc w:val="center"/>
-        <w:tblLook w:firstColumn="1" w:firstRow="1" w:lastColumn="0" w:lastRow="0" w:noHBand="0" w:noVBand="1" w:val="04A0"/>
-        <w:tblBorders>
-          <w:top w:val="single" w:sz="4" w:space="0" w:color="CBD5E1"/>
-          <w:bottom w:val="single" w:sz="6" w:space="0" w:color="1B365D"/>
-          <w:left w:val="none"/>
-          <w:right w:val="none"/>
-          <w:insideH w:val="single" w:sz="4" w:space="0" w:color="CBD5E1"/>
-          <w:insideV w:val="none"/>
-        </w:tblBorders>
-      </w:tblPr>
-      <w:tblGrid>
-        <w:gridCol w:w="2484"/>
-        <w:gridCol w:w="2484"/>
-        <w:gridCol w:w="2484"/>
-        <w:gridCol w:w="2484"/>
-      </w:tblGrid>
-      <w:tr>
-        <w:tc>
-          <w:tcPr>
-            <w:tcW w:type="dxa" w:w="2484"/>
-            <w:vAlign w:val="center"/>
-            <w:shd w:fill="1B365D"/>
-            <w:tcMar>
-              <w:top w:w="140" w:type="dxa"/>
-              <w:bottom w:w="140" w:type="dxa"/>
-              <w:left w:w="150" w:type="dxa"/>
-              <w:right w:w="150" w:type="dxa"/>
-            </w:tcMar>
-          </w:tcPr>
-          <w:p>
-            <w:pPr>
-              <w:spacing w:before="0" w:after="0" w:line="276" w:lineRule="auto"/>
-            </w:pPr>
-            <w:r>
-              <w:rPr>
-                <w:rFonts w:ascii="Calibri" w:hAnsi="Calibri"/>
-                <w:b/>
-                <w:color w:val="FFFFFF"/>
-                <w:sz w:val="19"/>
-              </w:rPr>
-              <w:t>📍 Vị trí ga trung tâm</w:t>
-            </w:r>
-          </w:p>
-        </w:tc>
-        <w:tc>
-          <w:tcPr>
-            <w:tcW w:type="dxa" w:w="2484"/>
-            <w:vAlign w:val="center"/>
-            <w:shd w:fill="1B365D"/>
-            <w:tcMar>
-              <w:top w:w="140" w:type="dxa"/>
-              <w:bottom w:w="140" w:type="dxa"/>
-              <w:left w:w="150" w:type="dxa"/>
-              <w:right w:w="150" w:type="dxa"/>
-            </w:tcMar>
-          </w:tcPr>
-          <w:p>
-            <w:pPr>
-              <w:spacing w:before="0" w:after="0" w:line="276" w:lineRule="auto"/>
-            </w:pPr>
-            <w:r>
-              <w:rPr>
-                <w:rFonts w:ascii="Calibri" w:hAnsi="Calibri"/>
-                <w:b/>
-                <w:color w:val="FFFFFF"/>
-                <w:sz w:val="19"/>
-              </w:rPr>
-              <w:t>🚇 Chiều sâu &amp; Quy mô</w:t>
-            </w:r>
-          </w:p>
-        </w:tc>
-        <w:tc>
-          <w:tcPr>
-            <w:tcW w:type="dxa" w:w="2484"/>
-            <w:vAlign w:val="center"/>
-            <w:shd w:fill="1B365D"/>
-            <w:tcMar>
-              <w:top w:w="140" w:type="dxa"/>
-              <w:bottom w:w="140" w:type="dxa"/>
-              <w:left w:w="150" w:type="dxa"/>
-              <w:right w:w="150" w:type="dxa"/>
-            </w:tcMar>
-          </w:tcPr>
-          <w:p>
-            <w:pPr>
-              <w:spacing w:before="0" w:after="0" w:line="276" w:lineRule="auto"/>
-            </w:pPr>
-            <w:r>
-              <w:rPr>
-                <w:rFonts w:ascii="Calibri" w:hAnsi="Calibri"/>
-                <w:b/>
-                <w:color w:val="FFFFFF"/>
-                <w:sz w:val="19"/>
-              </w:rPr>
-              <w:t>🕒 Khung giờ vận hành</w:t>
-            </w:r>
-          </w:p>
-        </w:tc>
-        <w:tc>
-          <w:tcPr>
-            <w:tcW w:type="dxa" w:w="2484"/>
-            <w:vAlign w:val="center"/>
-            <w:shd w:fill="1B365D"/>
-            <w:tcMar>
-              <w:top w:w="140" w:type="dxa"/>
-              <w:bottom w:w="140" w:type="dxa"/>
-              <w:left w:w="150" w:type="dxa"/>
-              <w:right w:w="150" w:type="dxa"/>
-            </w:tcMar>
-          </w:tcPr>
-          <w:p>
-            <w:pPr>
-              <w:spacing w:before="0" w:after="0" w:line="276" w:lineRule="auto"/>
-            </w:pPr>
-            <w:r>
-              <w:rPr>
-                <w:rFonts w:ascii="Calibri" w:hAnsi="Calibri"/>
-                <w:b/>
-                <w:color w:val="FFFFFF"/>
-                <w:sz w:val="19"/>
-              </w:rPr>
-              <w:t>🎟️ Giá vé trải nghiệm 2026</w:t>
-            </w:r>
-          </w:p>
-        </w:tc>
-      </w:tr>
-      <w:tr>
-        <w:tc>
-          <w:tcPr>
-            <w:tcW w:type="dxa" w:w="2484"/>
-            <w:vAlign w:val="center"/>
-            <w:shd w:fill="F8FAFC"/>
-            <w:tcMar>
-              <w:top w:w="100" w:type="dxa"/>
-              <w:bottom w:w="100" w:type="dxa"/>
-              <w:left w:w="150" w:type="dxa"/>
-              <w:right w:w="150" w:type="dxa"/>
-            </w:tcMar>
-          </w:tcPr>
-          <w:p>
-            <w:pPr>
-              <w:spacing w:before="0" w:after="0" w:line="276" w:lineRule="auto"/>
-            </w:pPr>
-            <w:r>
-              <w:rPr>
-                <w:rFonts w:ascii="Calibri" w:hAnsi="Calibri"/>
-                <w:color w:val="1E293B"/>
-                <w:sz w:val="19"/>
-              </w:rPr>
-              <w:t>Quảng trường Quách Thị Trang, Cửa Nam Chợ Bến Thành</w:t>
-            </w:r>
-          </w:p>
-        </w:tc>
-        <w:tc>
-          <w:tcPr>
-            <w:tcW w:type="dxa" w:w="2484"/>
-            <w:vAlign w:val="center"/>
-            <w:shd w:fill="F8FAFC"/>
-            <w:tcMar>
-              <w:top w:w="100" w:type="dxa"/>
-              <w:bottom w:w="100" w:type="dxa"/>
-              <w:left w:w="150" w:type="dxa"/>
-              <w:right w:w="150" w:type="dxa"/>
-            </w:tcMar>
-          </w:tcPr>
-          <w:p>
-            <w:pPr>
-              <w:spacing w:before="0" w:after="0" w:line="276" w:lineRule="auto"/>
-            </w:pPr>
-            <w:r>
-              <w:rPr>
-                <w:rFonts w:ascii="Calibri" w:hAnsi="Calibri"/>
-                <w:color w:val="1E293B"/>
-                <w:sz w:val="19"/>
-              </w:rPr>
-              <w:t>Sâu 32m (4 tầng ngầm) – Dài 236m</w:t>
-            </w:r>
-          </w:p>
-        </w:tc>
-        <w:tc>
-          <w:tcPr>
-            <w:tcW w:type="dxa" w:w="2484"/>
-            <w:vAlign w:val="center"/>
-            <w:shd w:fill="F8FAFC"/>
-            <w:tcMar>
-              <w:top w:w="100" w:type="dxa"/>
-              <w:bottom w:w="100" w:type="dxa"/>
-              <w:left w:w="150" w:type="dxa"/>
-              <w:right w:w="150" w:type="dxa"/>
-            </w:tcMar>
-          </w:tcPr>
-          <w:p>
-            <w:pPr>
-              <w:spacing w:before="0" w:after="0" w:line="276" w:lineRule="auto"/>
-            </w:pPr>
-            <w:r>
-              <w:rPr>
-                <w:rFonts w:ascii="Calibri" w:hAnsi="Calibri"/>
-                <w:color w:val="1E293B"/>
-                <w:sz w:val="19"/>
-              </w:rPr>
-              <w:t>05:00 – 23:00 (4 – 8 phút/chuyến)</w:t>
-            </w:r>
-          </w:p>
-        </w:tc>
-        <w:tc>
-          <w:tcPr>
-            <w:tcW w:type="dxa" w:w="2484"/>
-            <w:vAlign w:val="center"/>
-            <w:shd w:fill="F8FAFC"/>
-            <w:tcMar>
-              <w:top w:w="100" w:type="dxa"/>
-              <w:bottom w:w="100" w:type="dxa"/>
-              <w:left w:w="150" w:type="dxa"/>
-              <w:right w:w="150" w:type="dxa"/>
-            </w:tcMar>
-          </w:tcPr>
-          <w:p>
-            <w:pPr>
-              <w:spacing w:before="0" w:after="0" w:line="276" w:lineRule="auto"/>
-            </w:pPr>
-            <w:r>
-              <w:rPr>
-                <w:rFonts w:ascii="Calibri" w:hAnsi="Calibri"/>
-                <w:color w:val="1E293B"/>
-                <w:sz w:val="19"/>
-              </w:rPr>
-              <w:t>7.000 – 20.000 VNĐ (Vé ngày: 40.000 VNĐ)</w:t>
-            </w:r>
-          </w:p>
-        </w:tc>
-      </w:tr>
-    </w:tbl>
-    <w:p>
-      <w:pPr>
-        <w:spacing w:before="0" w:after="80"/>
-      </w:pPr>
     </w:p>
     <w:p>
       <w:pPr>

--- a/content-pipeline/campaign-ben-thanh/word/006_ga-ngam-metro-ben-thanh.docx
+++ b/content-pipeline/campaign-ben-thanh/word/006_ga-ngam-metro-ben-thanh.docx
@@ -340,7 +340,7 @@
           <w:color w:val="1B365D"/>
           <w:sz w:val="32"/>
         </w:rPr>
-        <w:t>1. Không Gian Đô Thị Ngầm: Bước Chuyển Mình Kỳ Vĩ Của Hạ Tầng Phương Nam</w:t>
+        <w:t>Không Gian Đô Thị Ngầm: Bước Chuyển Mình Kỳ Vĩ Của Hạ Tầng Phương Nam</w:t>
       </w:r>
     </w:p>
     <w:p>
@@ -440,7 +440,7 @@
           <w:color w:val="1B365D"/>
           <w:sz w:val="32"/>
         </w:rPr>
-        <w:t>2. Giải Mã Kiến Trúc 4 Tầng Ngầm Dưới Lòng Bến Thành</w:t>
+        <w:t>Giải Mã Kiến Trúc 4 Tầng Ngầm Dưới Lòng Bến Thành</w:t>
       </w:r>
     </w:p>
     <w:p>
@@ -455,7 +455,7 @@
           <w:color w:val="D97706"/>
           <w:sz w:val="26"/>
         </w:rPr>
-        <w:t>2.1. Tầng B1: Sảnh Đón Khách &amp; Phố Thương Mại Ngầm</w:t>
+        <w:t>Tầng B1: Sảnh Đón Khách &amp; Phố Thương Mại Ngầm</w:t>
       </w:r>
     </w:p>
     <w:p>
@@ -496,7 +496,7 @@
           <w:color w:val="D97706"/>
           <w:sz w:val="26"/>
         </w:rPr>
-        <w:t>2.2. Giếng Trời Hoa Sen (Toplight Khổng Lồ)</w:t>
+        <w:t>Giếng Trời Hoa Sen (Toplight Khổng Lồ)</w:t>
       </w:r>
     </w:p>
     <w:p>
@@ -524,7 +524,7 @@
           <w:color w:val="D97706"/>
           <w:sz w:val="26"/>
         </w:rPr>
-        <w:t>2.3. Tầng B2: Ke Ga Tuyến Số 1</w:t>
+        <w:t>Tầng B2: Ke Ga Tuyến Số 1</w:t>
       </w:r>
     </w:p>
     <w:p>
@@ -564,7 +564,7 @@
           <w:color w:val="1B365D"/>
           <w:sz w:val="32"/>
         </w:rPr>
-        <w:t>3. Bảng Ma Trận Lộ Trình &amp; Giá Vé Tuyến Metro Số 1 (Năm 2026)</w:t>
+        <w:t>Bảng Ma Trận Lộ Trình &amp; Giá Vé Tuyến Metro Số 1 (Năm 2026)</w:t>
       </w:r>
     </w:p>
     <w:tbl>
@@ -1257,7 +1257,7 @@
           <w:color w:val="1B365D"/>
           <w:sz w:val="32"/>
         </w:rPr>
-        <w:t>4. Hướng Dẫn Trải Nghiệm Thực Tế Cho Người Du Hành Có GUU (Field Notes 2026)</w:t>
+        <w:t>Hướng Dẫn Trải Nghiệm Thực Tế Cho Người Du Hành Có GUU (Field Notes 2026)</w:t>
       </w:r>
     </w:p>
     <w:p>

--- a/content-pipeline/campaign-ben-thanh/word/006_ga-ngam-metro-ben-thanh.docx
+++ b/content-pipeline/campaign-ben-thanh/word/006_ga-ngam-metro-ben-thanh.docx
@@ -340,7 +340,7 @@
           <w:color w:val="1B365D"/>
           <w:sz w:val="32"/>
         </w:rPr>
-        <w:t>Không Gian Đô Thị Ngầm: Bước Chuyển Mình Kỳ Vĩ Của Hạ Tầng Phương Nam</w:t>
+        <w:t>Giao Thông Đô Thị Ngầm: Bước Chuyển Mình Hiện Đại Của TP.HCM</w:t>
       </w:r>
     </w:p>
     <w:p>
@@ -440,7 +440,7 @@
           <w:color w:val="1B365D"/>
           <w:sz w:val="32"/>
         </w:rPr>
-        <w:t>Giải Mã Kiến Trúc 4 Tầng Ngầm Dưới Lòng Bến Thành</w:t>
+        <w:t>Khám Phá Cấu Trúc 4 Tầng Ngầm Dưới Lòng Bến Thành</w:t>
       </w:r>
     </w:p>
     <w:p>
@@ -1257,7 +1257,7 @@
           <w:color w:val="1B365D"/>
           <w:sz w:val="32"/>
         </w:rPr>
-        <w:t>Hướng Dẫn Trải Nghiệm Thực Tế Cho Người Du Hành Có GUU (Field Notes 2026)</w:t>
+        <w:t>Hướng Dẫn Di Chuyển Thực Tế Bằng Tuyến Metro Số 1 (2026)</w:t>
       </w:r>
     </w:p>
     <w:p>

--- a/content-pipeline/campaign-ben-thanh/word/006_ga-ngam-metro-ben-thanh.docx
+++ b/content-pipeline/campaign-ben-thanh/word/006_ga-ngam-metro-ben-thanh.docx
@@ -1437,6 +1437,96 @@
     </w:p>
     <w:p>
       <w:pPr>
+        <w:spacing w:before="120" w:after="120"/>
+        <w:jc w:val="center"/>
+      </w:pPr>
+      <w:r>
+        <w:rPr>
+          <w:color w:val="CBD5E1"/>
+        </w:rPr>
+        <w:t>―――――――――――――――――――――――――――――――――――――――――――――</w:t>
+      </w:r>
+    </w:p>
+    <w:p>
+      <w:pPr>
+        <w:keepNext/>
+        <w:spacing w:before="320" w:after="120" w:line="276" w:lineRule="auto"/>
+      </w:pPr>
+      <w:r>
+        <w:rPr>
+          <w:rFonts w:ascii="Calibri" w:hAnsi="Calibri"/>
+          <w:b/>
+          <w:color w:val="1B365D"/>
+          <w:sz w:val="32"/>
+        </w:rPr>
+        <w:t>🗺️ Liên Kết Hành Trình &amp; Điểm Đến Lân Cận</w:t>
+      </w:r>
+    </w:p>
+    <w:p>
+      <w:pPr>
+        <w:spacing w:before="40" w:after="120" w:line="276" w:lineRule="auto"/>
+      </w:pPr>
+      <w:r>
+        <w:rPr>
+          <w:rFonts w:ascii="Calibri" w:hAnsi="Calibri"/>
+          <w:color w:val="1E293B"/>
+          <w:sz w:val="21"/>
+        </w:rPr>
+        <w:t>Để tối ưu hành trình khám phá khu vực trung tâm Bến Thành, mời bạn tham khảo thêm các cẩm nang chuyên sâu liên quan:</w:t>
+      </w:r>
+      <w:r>
+        <w:rPr>
+          <w:rFonts w:ascii="Calibri" w:hAnsi="Calibri"/>
+          <w:color w:val="1E293B"/>
+          <w:sz w:val="21"/>
+        </w:rPr>
+      </w:r>
+      <w:r>
+        <w:rPr>
+          <w:rFonts w:ascii="Calibri" w:hAnsi="Calibri"/>
+          <w:color w:val="1E293B"/>
+          <w:sz w:val="21"/>
+        </w:rPr>
+        <w:br/>
+        <w:t xml:space="preserve">- </w:t>
+      </w:r>
+      <w:r>
+        <w:rPr>
+          <w:rFonts w:ascii="Calibri" w:hAnsi="Calibri"/>
+          <w:b/>
+          <w:color w:val="1E293B"/>
+          <w:sz w:val="21"/>
+        </w:rPr>
+        <w:t>Chợ Bến Thành có gì chơi:</w:t>
+      </w:r>
+      <w:r>
+        <w:rPr>
+          <w:rFonts w:ascii="Calibri" w:hAnsi="Calibri"/>
+          <w:color w:val="1E293B"/>
+          <w:sz w:val="21"/>
+        </w:rPr>
+        <w:t xml:space="preserve"> lối đi ngầm kết nối trực tiếp đến khu mua sắm </w:t>
+      </w:r>
+      <w:r>
+        <w:rPr>
+          <w:rFonts w:ascii="Calibri" w:hAnsi="Calibri"/>
+          <w:color w:val="1E293B"/>
+          <w:sz w:val="21"/>
+          <w:u w:val="single"/>
+        </w:rPr>
+        <w:t>chợ Bến Thành có gì chơi</w:t>
+      </w:r>
+      <w:r>
+        <w:rPr>
+          <w:rFonts w:ascii="Calibri" w:hAnsi="Calibri"/>
+          <w:color w:val="1E293B"/>
+          <w:sz w:val="21"/>
+        </w:rPr>
+        <w:t>.</w:t>
+      </w:r>
+    </w:p>
+    <w:p>
+      <w:pPr>
         <w:keepNext/>
         <w:spacing w:before="320" w:after="120" w:line="276" w:lineRule="auto"/>
       </w:pPr>
